--- a/projeto_2.docx
+++ b/projeto_2.docx
@@ -223,7 +223,6 @@
         </w:rPr>
         <w:t xml:space="preserve">Fórmula de </w:t>
       </w:r>
-      <w:proofErr w:type="spellStart"/>
       <w:r>
         <w:rPr>
           <w:lang w:val="pt-BR"/>
@@ -234,14 +233,7 @@
         <w:rPr>
           <w:lang w:val="pt-BR"/>
         </w:rPr>
-        <w:t>riss</w:t>
-      </w:r>
-      <w:proofErr w:type="spellEnd"/>
-      <w:r>
-        <w:rPr>
-          <w:lang w:val="pt-BR"/>
-        </w:rPr>
-        <w:t xml:space="preserve"> na situação de L</w:t>
+        <w:t>riss na situação de L</w:t>
       </w:r>
       <w:r>
         <w:rPr>
@@ -336,21 +328,7 @@
         <w:rPr>
           <w:lang w:val="pt-BR"/>
         </w:rPr>
-        <w:t xml:space="preserve">Antenas isotrópicas </w:t>
-      </w:r>
-      <w:proofErr w:type="spellStart"/>
-      <w:r>
-        <w:rPr>
-          <w:lang w:val="pt-BR"/>
-        </w:rPr>
-        <w:t>Gt</w:t>
-      </w:r>
-      <w:proofErr w:type="spellEnd"/>
-      <w:r>
-        <w:rPr>
-          <w:lang w:val="pt-BR"/>
-        </w:rPr>
-        <w:t xml:space="preserve">=Gr=1 e sem perdas no sistema </w:t>
+        <w:t xml:space="preserve">Antenas isotrópicas Gt=Gr=1 e sem perdas no sistema </w:t>
       </w:r>
       <w:r>
         <w:rPr>
@@ -362,7 +340,7 @@
         <w:rPr>
           <w:lang w:val="pt-BR"/>
         </w:rPr>
-        <w:t>L=1:</w:t>
+        <w:t>L=1</w:t>
       </w:r>
     </w:p>
     <w:p>
@@ -374,46 +352,6 @@
           <w:lang w:val="pt-BR"/>
         </w:rPr>
       </w:pPr>
-      <w:r>
-        <w:rPr>
-          <w:lang w:val="pt-BR"/>
-        </w:rPr>
-        <w:drawing>
-          <wp:inline distT="0" distB="0" distL="0" distR="0" wp14:anchorId="4E4F72C4" wp14:editId="58F2B34D">
-            <wp:extent cx="4315427" cy="952633"/>
-            <wp:effectExtent l="0" t="0" r="9525" b="0"/>
-            <wp:docPr id="1640835767" name="Imagem 1"/>
-            <wp:cNvGraphicFramePr>
-              <a:graphicFrameLocks xmlns:a="http://schemas.openxmlformats.org/drawingml/2006/main" noChangeAspect="1"/>
-            </wp:cNvGraphicFramePr>
-            <a:graphic xmlns:a="http://schemas.openxmlformats.org/drawingml/2006/main">
-              <a:graphicData uri="http://schemas.openxmlformats.org/drawingml/2006/picture">
-                <pic:pic xmlns:pic="http://schemas.openxmlformats.org/drawingml/2006/picture">
-                  <pic:nvPicPr>
-                    <pic:cNvPr id="1640835767" name=""/>
-                    <pic:cNvPicPr/>
-                  </pic:nvPicPr>
-                  <pic:blipFill>
-                    <a:blip r:embed="rId7"/>
-                    <a:stretch>
-                      <a:fillRect/>
-                    </a:stretch>
-                  </pic:blipFill>
-                  <pic:spPr>
-                    <a:xfrm>
-                      <a:off x="0" y="0"/>
-                      <a:ext cx="4315427" cy="952633"/>
-                    </a:xfrm>
-                    <a:prstGeom prst="rect">
-                      <a:avLst/>
-                    </a:prstGeom>
-                  </pic:spPr>
-                </pic:pic>
-              </a:graphicData>
-            </a:graphic>
-          </wp:inline>
-        </w:drawing>
-      </w:r>
     </w:p>
     <w:p>
       <w:pPr>
@@ -428,41 +366,7 @@
         <w:rPr>
           <w:lang w:val="pt-BR"/>
         </w:rPr>
-        <w:drawing>
-          <wp:inline distT="0" distB="0" distL="0" distR="0" wp14:anchorId="04CFCA59" wp14:editId="32926657">
-            <wp:extent cx="2257740" cy="1133633"/>
-            <wp:effectExtent l="0" t="0" r="9525" b="9525"/>
-            <wp:docPr id="1801412549" name="Imagem 1"/>
-            <wp:cNvGraphicFramePr>
-              <a:graphicFrameLocks xmlns:a="http://schemas.openxmlformats.org/drawingml/2006/main" noChangeAspect="1"/>
-            </wp:cNvGraphicFramePr>
-            <a:graphic xmlns:a="http://schemas.openxmlformats.org/drawingml/2006/main">
-              <a:graphicData uri="http://schemas.openxmlformats.org/drawingml/2006/picture">
-                <pic:pic xmlns:pic="http://schemas.openxmlformats.org/drawingml/2006/picture">
-                  <pic:nvPicPr>
-                    <pic:cNvPr id="1801412549" name=""/>
-                    <pic:cNvPicPr/>
-                  </pic:nvPicPr>
-                  <pic:blipFill>
-                    <a:blip r:embed="rId8"/>
-                    <a:stretch>
-                      <a:fillRect/>
-                    </a:stretch>
-                  </pic:blipFill>
-                  <pic:spPr>
-                    <a:xfrm>
-                      <a:off x="0" y="0"/>
-                      <a:ext cx="2257740" cy="1133633"/>
-                    </a:xfrm>
-                    <a:prstGeom prst="rect">
-                      <a:avLst/>
-                    </a:prstGeom>
-                  </pic:spPr>
-                </pic:pic>
-              </a:graphicData>
-            </a:graphic>
-          </wp:inline>
-        </w:drawing>
+        <w:t>Modelo de Hata:</w:t>
       </w:r>
     </w:p>
     <w:p>
@@ -478,42 +382,7 @@
         <w:rPr>
           <w:lang w:val="pt-BR"/>
         </w:rPr>
-        <w:lastRenderedPageBreak/>
-        <w:drawing>
-          <wp:inline distT="0" distB="0" distL="0" distR="0" wp14:anchorId="7DF3B54F" wp14:editId="097F876C">
-            <wp:extent cx="3677163" cy="1267002"/>
-            <wp:effectExtent l="0" t="0" r="0" b="9525"/>
-            <wp:docPr id="1976438179" name="Imagem 1"/>
-            <wp:cNvGraphicFramePr>
-              <a:graphicFrameLocks xmlns:a="http://schemas.openxmlformats.org/drawingml/2006/main" noChangeAspect="1"/>
-            </wp:cNvGraphicFramePr>
-            <a:graphic xmlns:a="http://schemas.openxmlformats.org/drawingml/2006/main">
-              <a:graphicData uri="http://schemas.openxmlformats.org/drawingml/2006/picture">
-                <pic:pic xmlns:pic="http://schemas.openxmlformats.org/drawingml/2006/picture">
-                  <pic:nvPicPr>
-                    <pic:cNvPr id="1976438179" name=""/>
-                    <pic:cNvPicPr/>
-                  </pic:nvPicPr>
-                  <pic:blipFill>
-                    <a:blip r:embed="rId9"/>
-                    <a:stretch>
-                      <a:fillRect/>
-                    </a:stretch>
-                  </pic:blipFill>
-                  <pic:spPr>
-                    <a:xfrm>
-                      <a:off x="0" y="0"/>
-                      <a:ext cx="3677163" cy="1267002"/>
-                    </a:xfrm>
-                    <a:prstGeom prst="rect">
-                      <a:avLst/>
-                    </a:prstGeom>
-                  </pic:spPr>
-                </pic:pic>
-              </a:graphicData>
-            </a:graphic>
-          </wp:inline>
-        </w:drawing>
+        <w:t>Htx = 3m</w:t>
       </w:r>
     </w:p>
     <w:p>
@@ -529,205 +398,7 @@
         <w:rPr>
           <w:lang w:val="pt-BR"/>
         </w:rPr>
-        <w:drawing>
-          <wp:inline distT="0" distB="0" distL="0" distR="0" wp14:anchorId="6C629352" wp14:editId="1CBA9618">
-            <wp:extent cx="3591426" cy="2010056"/>
-            <wp:effectExtent l="0" t="0" r="0" b="9525"/>
-            <wp:docPr id="85705537" name="Imagem 1"/>
-            <wp:cNvGraphicFramePr>
-              <a:graphicFrameLocks xmlns:a="http://schemas.openxmlformats.org/drawingml/2006/main" noChangeAspect="1"/>
-            </wp:cNvGraphicFramePr>
-            <a:graphic xmlns:a="http://schemas.openxmlformats.org/drawingml/2006/main">
-              <a:graphicData uri="http://schemas.openxmlformats.org/drawingml/2006/picture">
-                <pic:pic xmlns:pic="http://schemas.openxmlformats.org/drawingml/2006/picture">
-                  <pic:nvPicPr>
-                    <pic:cNvPr id="85705537" name=""/>
-                    <pic:cNvPicPr/>
-                  </pic:nvPicPr>
-                  <pic:blipFill>
-                    <a:blip r:embed="rId10"/>
-                    <a:stretch>
-                      <a:fillRect/>
-                    </a:stretch>
-                  </pic:blipFill>
-                  <pic:spPr>
-                    <a:xfrm>
-                      <a:off x="0" y="0"/>
-                      <a:ext cx="3591426" cy="2010056"/>
-                    </a:xfrm>
-                    <a:prstGeom prst="rect">
-                      <a:avLst/>
-                    </a:prstGeom>
-                  </pic:spPr>
-                </pic:pic>
-              </a:graphicData>
-            </a:graphic>
-          </wp:inline>
-        </w:drawing>
-      </w:r>
-    </w:p>
-    <w:p>
-      <w:pPr>
-        <w:tabs>
-          <w:tab w:val="left" w:pos="4710"/>
-        </w:tabs>
-        <w:rPr>
-          <w:lang w:val="pt-BR"/>
-        </w:rPr>
-      </w:pPr>
-      <w:r>
-        <w:rPr>
-          <w:lang w:val="pt-BR"/>
-        </w:rPr>
-        <w:drawing>
-          <wp:inline distT="0" distB="0" distL="0" distR="0" wp14:anchorId="6407AED4" wp14:editId="15CAF1C8">
-            <wp:extent cx="4086795" cy="676369"/>
-            <wp:effectExtent l="0" t="0" r="9525" b="9525"/>
-            <wp:docPr id="1522294857" name="Imagem 1"/>
-            <wp:cNvGraphicFramePr>
-              <a:graphicFrameLocks xmlns:a="http://schemas.openxmlformats.org/drawingml/2006/main" noChangeAspect="1"/>
-            </wp:cNvGraphicFramePr>
-            <a:graphic xmlns:a="http://schemas.openxmlformats.org/drawingml/2006/main">
-              <a:graphicData uri="http://schemas.openxmlformats.org/drawingml/2006/picture">
-                <pic:pic xmlns:pic="http://schemas.openxmlformats.org/drawingml/2006/picture">
-                  <pic:nvPicPr>
-                    <pic:cNvPr id="1522294857" name=""/>
-                    <pic:cNvPicPr/>
-                  </pic:nvPicPr>
-                  <pic:blipFill>
-                    <a:blip r:embed="rId11"/>
-                    <a:stretch>
-                      <a:fillRect/>
-                    </a:stretch>
-                  </pic:blipFill>
-                  <pic:spPr>
-                    <a:xfrm>
-                      <a:off x="0" y="0"/>
-                      <a:ext cx="4086795" cy="676369"/>
-                    </a:xfrm>
-                    <a:prstGeom prst="rect">
-                      <a:avLst/>
-                    </a:prstGeom>
-                  </pic:spPr>
-                </pic:pic>
-              </a:graphicData>
-            </a:graphic>
-          </wp:inline>
-        </w:drawing>
-      </w:r>
-    </w:p>
-    <w:p>
-      <w:pPr>
-        <w:tabs>
-          <w:tab w:val="left" w:pos="4710"/>
-        </w:tabs>
-        <w:rPr>
-          <w:lang w:val="pt-BR"/>
-        </w:rPr>
-      </w:pPr>
-      <w:r>
-        <w:rPr>
-          <w:lang w:val="pt-BR"/>
-        </w:rPr>
-        <w:drawing>
-          <wp:inline distT="0" distB="0" distL="0" distR="0" wp14:anchorId="6E51E372" wp14:editId="75F8BFD5">
-            <wp:extent cx="5400040" cy="552450"/>
-            <wp:effectExtent l="0" t="0" r="0" b="0"/>
-            <wp:docPr id="1127693740" name="Imagem 1"/>
-            <wp:cNvGraphicFramePr>
-              <a:graphicFrameLocks xmlns:a="http://schemas.openxmlformats.org/drawingml/2006/main" noChangeAspect="1"/>
-            </wp:cNvGraphicFramePr>
-            <a:graphic xmlns:a="http://schemas.openxmlformats.org/drawingml/2006/main">
-              <a:graphicData uri="http://schemas.openxmlformats.org/drawingml/2006/picture">
-                <pic:pic xmlns:pic="http://schemas.openxmlformats.org/drawingml/2006/picture">
-                  <pic:nvPicPr>
-                    <pic:cNvPr id="1127693740" name=""/>
-                    <pic:cNvPicPr/>
-                  </pic:nvPicPr>
-                  <pic:blipFill>
-                    <a:blip r:embed="rId12"/>
-                    <a:stretch>
-                      <a:fillRect/>
-                    </a:stretch>
-                  </pic:blipFill>
-                  <pic:spPr>
-                    <a:xfrm>
-                      <a:off x="0" y="0"/>
-                      <a:ext cx="5400040" cy="552450"/>
-                    </a:xfrm>
-                    <a:prstGeom prst="rect">
-                      <a:avLst/>
-                    </a:prstGeom>
-                  </pic:spPr>
-                </pic:pic>
-              </a:graphicData>
-            </a:graphic>
-          </wp:inline>
-        </w:drawing>
-      </w:r>
-    </w:p>
-    <w:p>
-      <w:pPr>
-        <w:tabs>
-          <w:tab w:val="left" w:pos="4710"/>
-        </w:tabs>
-        <w:rPr>
-          <w:lang w:val="pt-BR"/>
-        </w:rPr>
-      </w:pPr>
-      <w:r>
-        <w:rPr>
-          <w:lang w:val="pt-BR"/>
-        </w:rPr>
-        <w:t>Modelo de Hata:</w:t>
-      </w:r>
-    </w:p>
-    <w:p>
-      <w:pPr>
-        <w:tabs>
-          <w:tab w:val="left" w:pos="4710"/>
-        </w:tabs>
-        <w:rPr>
-          <w:lang w:val="pt-BR"/>
-        </w:rPr>
-      </w:pPr>
-      <w:proofErr w:type="spellStart"/>
-      <w:r>
-        <w:rPr>
-          <w:lang w:val="pt-BR"/>
-        </w:rPr>
-        <w:t>Htx</w:t>
-      </w:r>
-      <w:proofErr w:type="spellEnd"/>
-      <w:r>
-        <w:rPr>
-          <w:lang w:val="pt-BR"/>
-        </w:rPr>
-        <w:t xml:space="preserve"> = 3m</w:t>
-      </w:r>
-    </w:p>
-    <w:p>
-      <w:pPr>
-        <w:tabs>
-          <w:tab w:val="left" w:pos="4710"/>
-        </w:tabs>
-        <w:rPr>
-          <w:lang w:val="pt-BR"/>
-        </w:rPr>
-      </w:pPr>
-      <w:proofErr w:type="spellStart"/>
-      <w:r>
-        <w:rPr>
-          <w:lang w:val="pt-BR"/>
-        </w:rPr>
-        <w:t>Hrx</w:t>
-      </w:r>
-      <w:proofErr w:type="spellEnd"/>
-      <w:r>
-        <w:rPr>
-          <w:lang w:val="pt-BR"/>
-        </w:rPr>
-        <w:t>=1.5m</w:t>
+        <w:t>Hrx=1.5m</w:t>
       </w:r>
     </w:p>
     <w:p>
@@ -759,7 +430,7 @@
                     <pic:cNvPicPr/>
                   </pic:nvPicPr>
                   <pic:blipFill>
-                    <a:blip r:embed="rId13"/>
+                    <a:blip r:embed="rId7"/>
                     <a:stretch>
                       <a:fillRect/>
                     </a:stretch>
@@ -793,6 +464,7 @@
         <w:rPr>
           <w:lang w:val="pt-BR"/>
         </w:rPr>
+        <w:lastRenderedPageBreak/>
         <w:drawing>
           <wp:inline distT="0" distB="0" distL="0" distR="0" wp14:anchorId="2CE746A0" wp14:editId="32EB2729">
             <wp:extent cx="5400040" cy="859155"/>
@@ -809,7 +481,7 @@
                     <pic:cNvPicPr/>
                   </pic:nvPicPr>
                   <pic:blipFill>
-                    <a:blip r:embed="rId14"/>
+                    <a:blip r:embed="rId8"/>
                     <a:stretch>
                       <a:fillRect/>
                     </a:stretch>
@@ -843,7 +515,6 @@
         <w:rPr>
           <w:lang w:val="pt-BR"/>
         </w:rPr>
-        <w:lastRenderedPageBreak/>
         <w:drawing>
           <wp:inline distT="0" distB="0" distL="0" distR="0" wp14:anchorId="28E1FFEC" wp14:editId="3B3396A7">
             <wp:extent cx="4648200" cy="2700700"/>
@@ -860,7 +531,7 @@
                     <pic:cNvPicPr/>
                   </pic:nvPicPr>
                   <pic:blipFill>
-                    <a:blip r:embed="rId15"/>
+                    <a:blip r:embed="rId9"/>
                     <a:stretch>
                       <a:fillRect/>
                     </a:stretch>
@@ -910,7 +581,7 @@
                     <pic:cNvPicPr/>
                   </pic:nvPicPr>
                   <pic:blipFill>
-                    <a:blip r:embed="rId16"/>
+                    <a:blip r:embed="rId10"/>
                     <a:stretch>
                       <a:fillRect/>
                     </a:stretch>
@@ -940,6 +611,44 @@
           <w:lang w:val="pt-BR"/>
         </w:rPr>
       </w:pPr>
+      <w:r>
+        <w:rPr>
+          <w:lang w:val="pt-BR"/>
+        </w:rPr>
+        <w:t xml:space="preserve">V= lambda .f </w:t>
+      </w:r>
+    </w:p>
+    <w:p>
+      <w:pPr>
+        <w:tabs>
+          <w:tab w:val="left" w:pos="4710"/>
+        </w:tabs>
+        <w:rPr>
+          <w:lang w:val="pt-BR"/>
+        </w:rPr>
+      </w:pPr>
+      <w:r>
+        <w:rPr>
+          <w:lang w:val="pt-BR"/>
+        </w:rPr>
+        <w:t xml:space="preserve">C = lambda .f </w:t>
+      </w:r>
+    </w:p>
+    <w:p>
+      <w:pPr>
+        <w:tabs>
+          <w:tab w:val="left" w:pos="4710"/>
+        </w:tabs>
+        <w:rPr>
+          <w:lang w:val="pt-BR"/>
+        </w:rPr>
+      </w:pPr>
+      <w:r>
+        <w:rPr>
+          <w:lang w:val="pt-BR"/>
+        </w:rPr>
+        <w:t>Lambda = c/f</w:t>
+      </w:r>
     </w:p>
     <w:sectPr>
       <w:pgSz w:w="11906" w:h="16838"/>

--- a/projeto_2.docx
+++ b/projeto_2.docx
@@ -648,6 +648,173 @@
           <w:lang w:val="pt-BR"/>
         </w:rPr>
         <w:t>Lambda = c/f</w:t>
+      </w:r>
+    </w:p>
+    <w:p>
+      <w:pPr>
+        <w:tabs>
+          <w:tab w:val="left" w:pos="4710"/>
+        </w:tabs>
+        <w:rPr>
+          <w:lang w:val="pt-BR"/>
+        </w:rPr>
+      </w:pPr>
+      <w:r>
+        <w:rPr>
+          <w:lang w:val="pt-BR"/>
+        </w:rPr>
+        <w:t>Indoor:</w:t>
+      </w:r>
+    </w:p>
+    <w:p>
+      <w:pPr>
+        <w:tabs>
+          <w:tab w:val="left" w:pos="4710"/>
+        </w:tabs>
+        <w:rPr>
+          <w:lang w:val="pt-BR"/>
+        </w:rPr>
+      </w:pPr>
+      <w:r>
+        <w:rPr>
+          <w:lang w:val="pt-BR"/>
+        </w:rPr>
+        <w:drawing>
+          <wp:inline distT="0" distB="0" distL="0" distR="0" wp14:anchorId="662AE105" wp14:editId="46CDAF50">
+            <wp:extent cx="5400040" cy="1390650"/>
+            <wp:effectExtent l="0" t="0" r="0" b="0"/>
+            <wp:docPr id="1565532314" name="Imagem 1"/>
+            <wp:cNvGraphicFramePr>
+              <a:graphicFrameLocks xmlns:a="http://schemas.openxmlformats.org/drawingml/2006/main" noChangeAspect="1"/>
+            </wp:cNvGraphicFramePr>
+            <a:graphic xmlns:a="http://schemas.openxmlformats.org/drawingml/2006/main">
+              <a:graphicData uri="http://schemas.openxmlformats.org/drawingml/2006/picture">
+                <pic:pic xmlns:pic="http://schemas.openxmlformats.org/drawingml/2006/picture">
+                  <pic:nvPicPr>
+                    <pic:cNvPr id="1565532314" name=""/>
+                    <pic:cNvPicPr/>
+                  </pic:nvPicPr>
+                  <pic:blipFill>
+                    <a:blip r:embed="rId11"/>
+                    <a:stretch>
+                      <a:fillRect/>
+                    </a:stretch>
+                  </pic:blipFill>
+                  <pic:spPr>
+                    <a:xfrm>
+                      <a:off x="0" y="0"/>
+                      <a:ext cx="5400040" cy="1390650"/>
+                    </a:xfrm>
+                    <a:prstGeom prst="rect">
+                      <a:avLst/>
+                    </a:prstGeom>
+                  </pic:spPr>
+                </pic:pic>
+              </a:graphicData>
+            </a:graphic>
+          </wp:inline>
+        </w:drawing>
+      </w:r>
+    </w:p>
+    <w:p>
+      <w:pPr>
+        <w:tabs>
+          <w:tab w:val="left" w:pos="4710"/>
+        </w:tabs>
+        <w:rPr>
+          <w:lang w:val="pt-BR"/>
+        </w:rPr>
+      </w:pPr>
+      <w:r>
+        <w:rPr>
+          <w:lang w:val="pt-BR"/>
+        </w:rPr>
+        <w:lastRenderedPageBreak/>
+        <w:drawing>
+          <wp:inline distT="0" distB="0" distL="0" distR="0" wp14:anchorId="3AF0FBB3" wp14:editId="49F4D2A6">
+            <wp:extent cx="3467584" cy="3200847"/>
+            <wp:effectExtent l="0" t="0" r="0" b="0"/>
+            <wp:docPr id="84676008" name="Imagem 1"/>
+            <wp:cNvGraphicFramePr>
+              <a:graphicFrameLocks xmlns:a="http://schemas.openxmlformats.org/drawingml/2006/main" noChangeAspect="1"/>
+            </wp:cNvGraphicFramePr>
+            <a:graphic xmlns:a="http://schemas.openxmlformats.org/drawingml/2006/main">
+              <a:graphicData uri="http://schemas.openxmlformats.org/drawingml/2006/picture">
+                <pic:pic xmlns:pic="http://schemas.openxmlformats.org/drawingml/2006/picture">
+                  <pic:nvPicPr>
+                    <pic:cNvPr id="84676008" name=""/>
+                    <pic:cNvPicPr/>
+                  </pic:nvPicPr>
+                  <pic:blipFill>
+                    <a:blip r:embed="rId12"/>
+                    <a:stretch>
+                      <a:fillRect/>
+                    </a:stretch>
+                  </pic:blipFill>
+                  <pic:spPr>
+                    <a:xfrm>
+                      <a:off x="0" y="0"/>
+                      <a:ext cx="3467584" cy="3200847"/>
+                    </a:xfrm>
+                    <a:prstGeom prst="rect">
+                      <a:avLst/>
+                    </a:prstGeom>
+                  </pic:spPr>
+                </pic:pic>
+              </a:graphicData>
+            </a:graphic>
+          </wp:inline>
+        </w:drawing>
+      </w:r>
+    </w:p>
+    <w:p>
+      <w:pPr>
+        <w:tabs>
+          <w:tab w:val="left" w:pos="4710"/>
+        </w:tabs>
+        <w:rPr>
+          <w:lang w:val="pt-BR"/>
+        </w:rPr>
+      </w:pPr>
+      <w:r>
+        <w:rPr>
+          <w:lang w:val="pt-BR"/>
+        </w:rPr>
+        <w:drawing>
+          <wp:inline distT="0" distB="0" distL="0" distR="0" wp14:anchorId="6FB597D7" wp14:editId="1E72C48A">
+            <wp:extent cx="5400040" cy="331470"/>
+            <wp:effectExtent l="0" t="0" r="0" b="0"/>
+            <wp:docPr id="761691480" name="Imagem 1"/>
+            <wp:cNvGraphicFramePr>
+              <a:graphicFrameLocks xmlns:a="http://schemas.openxmlformats.org/drawingml/2006/main" noChangeAspect="1"/>
+            </wp:cNvGraphicFramePr>
+            <a:graphic xmlns:a="http://schemas.openxmlformats.org/drawingml/2006/main">
+              <a:graphicData uri="http://schemas.openxmlformats.org/drawingml/2006/picture">
+                <pic:pic xmlns:pic="http://schemas.openxmlformats.org/drawingml/2006/picture">
+                  <pic:nvPicPr>
+                    <pic:cNvPr id="761691480" name=""/>
+                    <pic:cNvPicPr/>
+                  </pic:nvPicPr>
+                  <pic:blipFill>
+                    <a:blip r:embed="rId13"/>
+                    <a:stretch>
+                      <a:fillRect/>
+                    </a:stretch>
+                  </pic:blipFill>
+                  <pic:spPr>
+                    <a:xfrm>
+                      <a:off x="0" y="0"/>
+                      <a:ext cx="5400040" cy="331470"/>
+                    </a:xfrm>
+                    <a:prstGeom prst="rect">
+                      <a:avLst/>
+                    </a:prstGeom>
+                  </pic:spPr>
+                </pic:pic>
+              </a:graphicData>
+            </a:graphic>
+          </wp:inline>
+        </w:drawing>
       </w:r>
     </w:p>
     <w:sectPr>

--- a/projeto_2.docx
+++ b/projeto_2.docx
@@ -816,6 +816,250 @@
           </wp:inline>
         </w:drawing>
       </w:r>
+    </w:p>
+    <w:p>
+      <w:pPr>
+        <w:tabs>
+          <w:tab w:val="left" w:pos="4710"/>
+        </w:tabs>
+      </w:pPr>
+      <w:r>
+        <w:t>Modelo Walfisch-Ikegami (COST-WI)</w:t>
+      </w:r>
+      <w:r>
+        <w:t xml:space="preserve"> NLOS</w:t>
+      </w:r>
+      <w:r>
+        <w:t>:</w:t>
+      </w:r>
+    </w:p>
+    <w:p>
+      <w:pPr>
+        <w:tabs>
+          <w:tab w:val="left" w:pos="4710"/>
+        </w:tabs>
+      </w:pPr>
+    </w:p>
+    <w:p>
+      <w:pPr>
+        <w:tabs>
+          <w:tab w:val="left" w:pos="4710"/>
+        </w:tabs>
+        <w:rPr>
+          <w:lang w:val="pt-BR"/>
+        </w:rPr>
+      </w:pPr>
+      <w:r>
+        <w:rPr>
+          <w:lang w:val="pt-BR"/>
+        </w:rPr>
+        <w:drawing>
+          <wp:inline distT="0" distB="0" distL="0" distR="0" wp14:anchorId="1851CAA5" wp14:editId="14F7CABB">
+            <wp:extent cx="5400040" cy="1583690"/>
+            <wp:effectExtent l="0" t="0" r="0" b="0"/>
+            <wp:docPr id="73159537" name="Imagem 1"/>
+            <wp:cNvGraphicFramePr>
+              <a:graphicFrameLocks xmlns:a="http://schemas.openxmlformats.org/drawingml/2006/main" noChangeAspect="1"/>
+            </wp:cNvGraphicFramePr>
+            <a:graphic xmlns:a="http://schemas.openxmlformats.org/drawingml/2006/main">
+              <a:graphicData uri="http://schemas.openxmlformats.org/drawingml/2006/picture">
+                <pic:pic xmlns:pic="http://schemas.openxmlformats.org/drawingml/2006/picture">
+                  <pic:nvPicPr>
+                    <pic:cNvPr id="73159537" name=""/>
+                    <pic:cNvPicPr/>
+                  </pic:nvPicPr>
+                  <pic:blipFill>
+                    <a:blip r:embed="rId14"/>
+                    <a:stretch>
+                      <a:fillRect/>
+                    </a:stretch>
+                  </pic:blipFill>
+                  <pic:spPr>
+                    <a:xfrm>
+                      <a:off x="0" y="0"/>
+                      <a:ext cx="5400040" cy="1583690"/>
+                    </a:xfrm>
+                    <a:prstGeom prst="rect">
+                      <a:avLst/>
+                    </a:prstGeom>
+                  </pic:spPr>
+                </pic:pic>
+              </a:graphicData>
+            </a:graphic>
+          </wp:inline>
+        </w:drawing>
+      </w:r>
+    </w:p>
+    <w:p>
+      <w:pPr>
+        <w:tabs>
+          <w:tab w:val="left" w:pos="4710"/>
+        </w:tabs>
+        <w:rPr>
+          <w:lang w:val="pt-BR"/>
+        </w:rPr>
+      </w:pPr>
+      <w:r>
+        <w:rPr>
+          <w:lang w:val="pt-BR"/>
+        </w:rPr>
+        <w:drawing>
+          <wp:inline distT="0" distB="0" distL="0" distR="0" wp14:anchorId="4C3DC8D1" wp14:editId="21FC6CC7">
+            <wp:extent cx="5400040" cy="2327275"/>
+            <wp:effectExtent l="0" t="0" r="0" b="0"/>
+            <wp:docPr id="1220652116" name="Imagem 1"/>
+            <wp:cNvGraphicFramePr>
+              <a:graphicFrameLocks xmlns:a="http://schemas.openxmlformats.org/drawingml/2006/main" noChangeAspect="1"/>
+            </wp:cNvGraphicFramePr>
+            <a:graphic xmlns:a="http://schemas.openxmlformats.org/drawingml/2006/main">
+              <a:graphicData uri="http://schemas.openxmlformats.org/drawingml/2006/picture">
+                <pic:pic xmlns:pic="http://schemas.openxmlformats.org/drawingml/2006/picture">
+                  <pic:nvPicPr>
+                    <pic:cNvPr id="1220652116" name=""/>
+                    <pic:cNvPicPr/>
+                  </pic:nvPicPr>
+                  <pic:blipFill>
+                    <a:blip r:embed="rId15"/>
+                    <a:stretch>
+                      <a:fillRect/>
+                    </a:stretch>
+                  </pic:blipFill>
+                  <pic:spPr>
+                    <a:xfrm>
+                      <a:off x="0" y="0"/>
+                      <a:ext cx="5400040" cy="2327275"/>
+                    </a:xfrm>
+                    <a:prstGeom prst="rect">
+                      <a:avLst/>
+                    </a:prstGeom>
+                  </pic:spPr>
+                </pic:pic>
+              </a:graphicData>
+            </a:graphic>
+          </wp:inline>
+        </w:drawing>
+      </w:r>
+    </w:p>
+    <w:p>
+      <w:pPr>
+        <w:tabs>
+          <w:tab w:val="left" w:pos="4710"/>
+        </w:tabs>
+        <w:rPr>
+          <w:lang w:val="pt-BR"/>
+        </w:rPr>
+      </w:pPr>
+    </w:p>
+    <w:p>
+      <w:pPr>
+        <w:tabs>
+          <w:tab w:val="left" w:pos="4710"/>
+        </w:tabs>
+        <w:rPr>
+          <w:lang w:val="pt-BR"/>
+        </w:rPr>
+      </w:pPr>
+      <w:r>
+        <w:rPr>
+          <w:lang w:val="pt-BR"/>
+        </w:rPr>
+        <w:lastRenderedPageBreak/>
+        <w:drawing>
+          <wp:inline distT="0" distB="0" distL="0" distR="0" wp14:anchorId="60332006" wp14:editId="2148C2BC">
+            <wp:extent cx="5400040" cy="1919605"/>
+            <wp:effectExtent l="0" t="0" r="0" b="4445"/>
+            <wp:docPr id="1238133836" name="Imagem 1"/>
+            <wp:cNvGraphicFramePr>
+              <a:graphicFrameLocks xmlns:a="http://schemas.openxmlformats.org/drawingml/2006/main" noChangeAspect="1"/>
+            </wp:cNvGraphicFramePr>
+            <a:graphic xmlns:a="http://schemas.openxmlformats.org/drawingml/2006/main">
+              <a:graphicData uri="http://schemas.openxmlformats.org/drawingml/2006/picture">
+                <pic:pic xmlns:pic="http://schemas.openxmlformats.org/drawingml/2006/picture">
+                  <pic:nvPicPr>
+                    <pic:cNvPr id="1238133836" name=""/>
+                    <pic:cNvPicPr/>
+                  </pic:nvPicPr>
+                  <pic:blipFill>
+                    <a:blip r:embed="rId16"/>
+                    <a:stretch>
+                      <a:fillRect/>
+                    </a:stretch>
+                  </pic:blipFill>
+                  <pic:spPr>
+                    <a:xfrm>
+                      <a:off x="0" y="0"/>
+                      <a:ext cx="5400040" cy="1919605"/>
+                    </a:xfrm>
+                    <a:prstGeom prst="rect">
+                      <a:avLst/>
+                    </a:prstGeom>
+                  </pic:spPr>
+                </pic:pic>
+              </a:graphicData>
+            </a:graphic>
+          </wp:inline>
+        </w:drawing>
+      </w:r>
+    </w:p>
+    <w:p>
+      <w:pPr>
+        <w:tabs>
+          <w:tab w:val="left" w:pos="4710"/>
+        </w:tabs>
+        <w:rPr>
+          <w:lang w:val="pt-BR"/>
+        </w:rPr>
+      </w:pPr>
+      <w:r>
+        <w:rPr>
+          <w:lang w:val="pt-BR"/>
+        </w:rPr>
+        <w:drawing>
+          <wp:inline distT="0" distB="0" distL="0" distR="0" wp14:anchorId="45E1249F" wp14:editId="700BA8AC">
+            <wp:extent cx="5400040" cy="2392045"/>
+            <wp:effectExtent l="0" t="0" r="0" b="8255"/>
+            <wp:docPr id="1500646141" name="Imagem 1"/>
+            <wp:cNvGraphicFramePr>
+              <a:graphicFrameLocks xmlns:a="http://schemas.openxmlformats.org/drawingml/2006/main" noChangeAspect="1"/>
+            </wp:cNvGraphicFramePr>
+            <a:graphic xmlns:a="http://schemas.openxmlformats.org/drawingml/2006/main">
+              <a:graphicData uri="http://schemas.openxmlformats.org/drawingml/2006/picture">
+                <pic:pic xmlns:pic="http://schemas.openxmlformats.org/drawingml/2006/picture">
+                  <pic:nvPicPr>
+                    <pic:cNvPr id="1500646141" name=""/>
+                    <pic:cNvPicPr/>
+                  </pic:nvPicPr>
+                  <pic:blipFill>
+                    <a:blip r:embed="rId17"/>
+                    <a:stretch>
+                      <a:fillRect/>
+                    </a:stretch>
+                  </pic:blipFill>
+                  <pic:spPr>
+                    <a:xfrm>
+                      <a:off x="0" y="0"/>
+                      <a:ext cx="5400040" cy="2392045"/>
+                    </a:xfrm>
+                    <a:prstGeom prst="rect">
+                      <a:avLst/>
+                    </a:prstGeom>
+                  </pic:spPr>
+                </pic:pic>
+              </a:graphicData>
+            </a:graphic>
+          </wp:inline>
+        </w:drawing>
+      </w:r>
+    </w:p>
+    <w:p>
+      <w:pPr>
+        <w:tabs>
+          <w:tab w:val="left" w:pos="4710"/>
+        </w:tabs>
+        <w:rPr>
+          <w:lang w:val="pt-BR"/>
+        </w:rPr>
+      </w:pPr>
     </w:p>
     <w:sectPr>
       <w:pgSz w:w="11906" w:h="16838"/>
@@ -1433,7 +1677,6 @@
   <w:style w:type="character" w:default="1" w:styleId="Fontepargpadro">
     <w:name w:val="Default Paragraph Font"/>
     <w:uiPriority w:val="1"/>
-    <w:semiHidden/>
     <w:unhideWhenUsed/>
   </w:style>
   <w:style w:type="table" w:default="1" w:styleId="Tabelanormal">

--- a/projeto_2.docx
+++ b/projeto_2.docx
@@ -9,6 +9,9 @@
         </w:rPr>
       </w:pPr>
       <w:r>
+        <w:rPr>
+          <w:noProof/>
+        </w:rPr>
         <w:drawing>
           <wp:anchor distT="0" distB="0" distL="114300" distR="114300" simplePos="0" relativeHeight="251658240" behindDoc="0" locked="0" layoutInCell="1" allowOverlap="1" wp14:anchorId="306B4C7B" wp14:editId="788A0623">
             <wp:simplePos x="0" y="0"/>
@@ -120,6 +123,7 @@
       </w:pPr>
       <w:r>
         <w:rPr>
+          <w:noProof/>
           <w:lang w:val="pt-BR"/>
         </w:rPr>
         <w:drawing>
@@ -256,6 +260,7 @@
       </w:pPr>
       <w:r>
         <w:rPr>
+          <w:noProof/>
           <w:lang w:val="pt-BR"/>
         </w:rPr>
         <w:drawing>
@@ -412,6 +417,7 @@
       </w:pPr>
       <w:r>
         <w:rPr>
+          <w:noProof/>
           <w:lang w:val="pt-BR"/>
         </w:rPr>
         <w:drawing>
@@ -462,6 +468,7 @@
       </w:pPr>
       <w:r>
         <w:rPr>
+          <w:noProof/>
           <w:lang w:val="pt-BR"/>
         </w:rPr>
         <w:lastRenderedPageBreak/>
@@ -513,6 +520,7 @@
       </w:pPr>
       <w:r>
         <w:rPr>
+          <w:noProof/>
           <w:lang w:val="pt-BR"/>
         </w:rPr>
         <w:drawing>
@@ -563,6 +571,7 @@
       </w:pPr>
       <w:r>
         <w:rPr>
+          <w:noProof/>
           <w:lang w:val="pt-BR"/>
         </w:rPr>
         <w:drawing>
@@ -677,6 +686,7 @@
       </w:pPr>
       <w:r>
         <w:rPr>
+          <w:noProof/>
           <w:lang w:val="pt-BR"/>
         </w:rPr>
         <w:drawing>
@@ -727,6 +737,7 @@
       </w:pPr>
       <w:r>
         <w:rPr>
+          <w:noProof/>
           <w:lang w:val="pt-BR"/>
         </w:rPr>
         <w:lastRenderedPageBreak/>
@@ -778,6 +789,7 @@
       </w:pPr>
       <w:r>
         <w:rPr>
+          <w:noProof/>
           <w:lang w:val="pt-BR"/>
         </w:rPr>
         <w:drawing>
@@ -851,6 +863,7 @@
       </w:pPr>
       <w:r>
         <w:rPr>
+          <w:noProof/>
           <w:lang w:val="pt-BR"/>
         </w:rPr>
         <w:drawing>
@@ -901,6 +914,7 @@
       </w:pPr>
       <w:r>
         <w:rPr>
+          <w:noProof/>
           <w:lang w:val="pt-BR"/>
         </w:rPr>
         <w:drawing>
@@ -961,6 +975,7 @@
       </w:pPr>
       <w:r>
         <w:rPr>
+          <w:noProof/>
           <w:lang w:val="pt-BR"/>
         </w:rPr>
         <w:lastRenderedPageBreak/>
@@ -1012,6 +1027,7 @@
       </w:pPr>
       <w:r>
         <w:rPr>
+          <w:noProof/>
           <w:lang w:val="pt-BR"/>
         </w:rPr>
         <w:drawing>
@@ -1060,6 +1076,96 @@
           <w:lang w:val="pt-BR"/>
         </w:rPr>
       </w:pPr>
+      <w:r>
+        <w:rPr>
+          <w:lang w:val="pt-BR"/>
+        </w:rPr>
+        <w:drawing>
+          <wp:inline distT="0" distB="0" distL="0" distR="0" wp14:anchorId="28180C0A" wp14:editId="3D92A91C">
+            <wp:extent cx="3305636" cy="1028844"/>
+            <wp:effectExtent l="0" t="0" r="0" b="0"/>
+            <wp:docPr id="1797898255" name="Imagem 1"/>
+            <wp:cNvGraphicFramePr>
+              <a:graphicFrameLocks xmlns:a="http://schemas.openxmlformats.org/drawingml/2006/main" noChangeAspect="1"/>
+            </wp:cNvGraphicFramePr>
+            <a:graphic xmlns:a="http://schemas.openxmlformats.org/drawingml/2006/main">
+              <a:graphicData uri="http://schemas.openxmlformats.org/drawingml/2006/picture">
+                <pic:pic xmlns:pic="http://schemas.openxmlformats.org/drawingml/2006/picture">
+                  <pic:nvPicPr>
+                    <pic:cNvPr id="1797898255" name=""/>
+                    <pic:cNvPicPr/>
+                  </pic:nvPicPr>
+                  <pic:blipFill>
+                    <a:blip r:embed="rId18"/>
+                    <a:stretch>
+                      <a:fillRect/>
+                    </a:stretch>
+                  </pic:blipFill>
+                  <pic:spPr>
+                    <a:xfrm>
+                      <a:off x="0" y="0"/>
+                      <a:ext cx="3305636" cy="1028844"/>
+                    </a:xfrm>
+                    <a:prstGeom prst="rect">
+                      <a:avLst/>
+                    </a:prstGeom>
+                  </pic:spPr>
+                </pic:pic>
+              </a:graphicData>
+            </a:graphic>
+          </wp:inline>
+        </w:drawing>
+      </w:r>
+    </w:p>
+    <w:p>
+      <w:pPr>
+        <w:tabs>
+          <w:tab w:val="left" w:pos="4710"/>
+        </w:tabs>
+        <w:rPr>
+          <w:lang w:val="pt-BR"/>
+        </w:rPr>
+      </w:pPr>
+      <w:r>
+        <w:rPr>
+          <w:lang w:val="pt-BR"/>
+        </w:rPr>
+        <w:drawing>
+          <wp:inline distT="0" distB="0" distL="0" distR="0" wp14:anchorId="1BA6FDBE" wp14:editId="70611C3D">
+            <wp:extent cx="2486372" cy="828791"/>
+            <wp:effectExtent l="0" t="0" r="0" b="9525"/>
+            <wp:docPr id="569222812" name="Imagem 1"/>
+            <wp:cNvGraphicFramePr>
+              <a:graphicFrameLocks xmlns:a="http://schemas.openxmlformats.org/drawingml/2006/main" noChangeAspect="1"/>
+            </wp:cNvGraphicFramePr>
+            <a:graphic xmlns:a="http://schemas.openxmlformats.org/drawingml/2006/main">
+              <a:graphicData uri="http://schemas.openxmlformats.org/drawingml/2006/picture">
+                <pic:pic xmlns:pic="http://schemas.openxmlformats.org/drawingml/2006/picture">
+                  <pic:nvPicPr>
+                    <pic:cNvPr id="569222812" name=""/>
+                    <pic:cNvPicPr/>
+                  </pic:nvPicPr>
+                  <pic:blipFill>
+                    <a:blip r:embed="rId19"/>
+                    <a:stretch>
+                      <a:fillRect/>
+                    </a:stretch>
+                  </pic:blipFill>
+                  <pic:spPr>
+                    <a:xfrm>
+                      <a:off x="0" y="0"/>
+                      <a:ext cx="2486372" cy="828791"/>
+                    </a:xfrm>
+                    <a:prstGeom prst="rect">
+                      <a:avLst/>
+                    </a:prstGeom>
+                  </pic:spPr>
+                </pic:pic>
+              </a:graphicData>
+            </a:graphic>
+          </wp:inline>
+        </w:drawing>
+      </w:r>
     </w:p>
     <w:sectPr>
       <w:pgSz w:w="11906" w:h="16838"/>
@@ -1677,6 +1783,7 @@
   <w:style w:type="character" w:default="1" w:styleId="Fontepargpadro">
     <w:name w:val="Default Paragraph Font"/>
     <w:uiPriority w:val="1"/>
+    <w:semiHidden/>
     <w:unhideWhenUsed/>
   </w:style>
   <w:style w:type="table" w:default="1" w:styleId="Tabelanormal">
